--- a/paper/URL-Project.docx
+++ b/paper/URL-Project.docx
@@ -14,53 +14,174 @@
           <w:i w:val="0"/>
           <w:sz w:val="36"/>
         </w:rPr>
-        <w:t>Machine Learning-Based Detection of Phishing Web Pages Using URL Features</w:t>
+        <w:t>Machine Learning-Based Detection of Phishing URLs Using Lexical URL Features</w:t>
       </w:r>
     </w:p>
+    <w:tbl>
+      <w:tblPr>
+        <w:tblStyle w:val="TableGrid"/>
+        <w:tblW w:type="auto" w:w="0"/>
+        <w:tblLook w:firstColumn="1" w:firstRow="1" w:lastColumn="0" w:lastRow="0" w:noHBand="0" w:noVBand="1" w:val="04A0"/>
+      </w:tblPr>
+      <w:tblGrid>
+        <w:gridCol w:w="5220"/>
+        <w:gridCol w:w="5220"/>
+      </w:tblGrid>
+      <w:tr>
+        <w:tc>
+          <w:tcPr>
+            <w:tcW w:type="dxa" w:w="5220"/>
+            <w:tcBorders>
+              <w:top w:val="none"/>
+              <w:left w:val="none"/>
+              <w:bottom w:val="none"/>
+              <w:right w:val="none"/>
+              <w:insideH w:val="none"/>
+              <w:insideV w:val="none"/>
+            </w:tcBorders>
+          </w:tcPr>
+          <w:p>
+            <w:pPr>
+              <w:spacing w:after="20"/>
+              <w:jc w:val="center"/>
+            </w:pPr>
+            <w:r/>
+            <w:r>
+              <w:rPr>
+                <w:rFonts w:ascii="Times New Roman" w:hAnsi="Times New Roman"/>
+                <w:b/>
+                <w:i w:val="0"/>
+                <w:sz w:val="20"/>
+              </w:rPr>
+              <w:t>Saleh Alsaheb</w:t>
+            </w:r>
+          </w:p>
+          <w:p>
+            <w:pPr>
+              <w:spacing w:after="20"/>
+              <w:jc w:val="center"/>
+            </w:pPr>
+            <w:r>
+              <w:rPr>
+                <w:rFonts w:ascii="Times New Roman" w:hAnsi="Times New Roman"/>
+                <w:b w:val="0"/>
+                <w:i/>
+                <w:sz w:val="20"/>
+              </w:rPr>
+              <w:t>Networks and Information Security Engineering</w:t>
+            </w:r>
+          </w:p>
+          <w:p>
+            <w:pPr>
+              <w:spacing w:after="20"/>
+              <w:jc w:val="center"/>
+            </w:pPr>
+            <w:r>
+              <w:rPr>
+                <w:rFonts w:ascii="Times New Roman" w:hAnsi="Times New Roman"/>
+                <w:b w:val="0"/>
+                <w:i/>
+                <w:sz w:val="20"/>
+              </w:rPr>
+              <w:t>Princess Sumaya University for Technology (PSUT)</w:t>
+            </w:r>
+          </w:p>
+          <w:p>
+            <w:pPr>
+              <w:spacing w:after="20"/>
+              <w:jc w:val="center"/>
+            </w:pPr>
+            <w:r>
+              <w:rPr>
+                <w:rFonts w:ascii="Times New Roman" w:hAnsi="Times New Roman"/>
+                <w:b w:val="0"/>
+                <w:i/>
+                <w:sz w:val="20"/>
+              </w:rPr>
+              <w:t>Amman, Jordan</w:t>
+            </w:r>
+          </w:p>
+        </w:tc>
+        <w:tc>
+          <w:tcPr>
+            <w:tcW w:type="dxa" w:w="5220"/>
+            <w:tcBorders>
+              <w:top w:val="none"/>
+              <w:left w:val="none"/>
+              <w:bottom w:val="none"/>
+              <w:right w:val="none"/>
+              <w:insideH w:val="none"/>
+              <w:insideV w:val="none"/>
+            </w:tcBorders>
+          </w:tcPr>
+          <w:p>
+            <w:pPr>
+              <w:spacing w:after="20"/>
+              <w:jc w:val="center"/>
+            </w:pPr>
+            <w:r/>
+            <w:r>
+              <w:rPr>
+                <w:rFonts w:ascii="Times New Roman" w:hAnsi="Times New Roman"/>
+                <w:b/>
+                <w:i w:val="0"/>
+                <w:sz w:val="20"/>
+              </w:rPr>
+              <w:t>Ismael Alhindi</w:t>
+            </w:r>
+          </w:p>
+          <w:p>
+            <w:pPr>
+              <w:spacing w:after="20"/>
+              <w:jc w:val="center"/>
+            </w:pPr>
+            <w:r>
+              <w:rPr>
+                <w:rFonts w:ascii="Times New Roman" w:hAnsi="Times New Roman"/>
+                <w:b w:val="0"/>
+                <w:i/>
+                <w:sz w:val="20"/>
+              </w:rPr>
+              <w:t>Networks and Information Security Engineering</w:t>
+            </w:r>
+          </w:p>
+          <w:p>
+            <w:pPr>
+              <w:spacing w:after="20"/>
+              <w:jc w:val="center"/>
+            </w:pPr>
+            <w:r>
+              <w:rPr>
+                <w:rFonts w:ascii="Times New Roman" w:hAnsi="Times New Roman"/>
+                <w:b w:val="0"/>
+                <w:i/>
+                <w:sz w:val="20"/>
+              </w:rPr>
+              <w:t>Princess Sumaya University for Technology (PSUT)</w:t>
+            </w:r>
+          </w:p>
+          <w:p>
+            <w:pPr>
+              <w:spacing w:after="20"/>
+              <w:jc w:val="center"/>
+            </w:pPr>
+            <w:r>
+              <w:rPr>
+                <w:rFonts w:ascii="Times New Roman" w:hAnsi="Times New Roman"/>
+                <w:b w:val="0"/>
+                <w:i/>
+                <w:sz w:val="20"/>
+              </w:rPr>
+              <w:t>Amman, Jordan</w:t>
+            </w:r>
+          </w:p>
+        </w:tc>
+      </w:tr>
+    </w:tbl>
     <w:p>
       <w:pPr>
-        <w:spacing w:before="0" w:after="40"/>
-        <w:jc w:val="center"/>
+        <w:spacing w:after="120"/>
       </w:pPr>
-      <w:r>
-        <w:rPr>
-          <w:rFonts w:ascii="Times New Roman" w:hAnsi="Times New Roman"/>
-          <w:b/>
-          <w:i w:val="0"/>
-          <w:sz w:val="22"/>
-        </w:rPr>
-        <w:t>Saleh Alsaheb,  Ismael Alhindi</w:t>
-      </w:r>
-    </w:p>
-    <w:p>
-      <w:pPr>
-        <w:spacing w:before="0" w:after="40"/>
-        <w:jc w:val="center"/>
-      </w:pPr>
-      <w:r>
-        <w:rPr>
-          <w:rFonts w:ascii="Times New Roman" w:hAnsi="Times New Roman"/>
-          <w:b w:val="0"/>
-          <w:i/>
-          <w:sz w:val="20"/>
-        </w:rPr>
-        <w:t>Princess Sumaya University for Technology (PSUT),  Amman, Jordan</w:t>
-      </w:r>
-    </w:p>
-    <w:p>
-      <w:pPr>
-        <w:spacing w:before="0" w:after="160"/>
-        <w:jc w:val="center"/>
-      </w:pPr>
-      <w:r>
-        <w:rPr>
-          <w:rFonts w:ascii="Times New Roman" w:hAnsi="Times New Roman"/>
-          <w:b w:val="0"/>
-          <w:i w:val="0"/>
-          <w:sz w:val="18"/>
-        </w:rPr>
-        <w:t>Student IDs: 20220045, 20220379</w:t>
-      </w:r>
     </w:p>
     <w:p>
       <w:pPr>
@@ -83,31 +204,7 @@
           <w:i/>
           <w:sz w:val="18"/>
         </w:rPr>
-        <w:t>Phishing web pages remain a practical threat because they imitate legitimate sites and attempt to steal credentials, financial information, or other sensitive data. This project evaluates whether lightweight URL-based lexical features, augmented with six engineered ratio and binary indicators, can support reliable phishing detection with classical supervised machine learning methods. The experiments use the Kaggle Web Page Phishing Dataset, which contains 100,077 rows, 19 URL-derived numerical features, and one binary target label. After removing 78,186 duplicate rows, the modeling workflow is run on 21,891 unique records. Six additional features are derived from the original columns to capture symbol density, redirection presence, and URL depth. The pipeline includes dataset inspection, duplicate handling, feature engineering, stratified train/test splitting, feature scaling where required, five-fold cross-validation, hyperparameter tuning via GridSearchCV for all four models, and held-out test evaluation. The four evaluated models are Logistic Regression, Decision Tree, Random Forest, and Gradient Boosting. Gradient Boosting achieved the strongest held-out test performance with 0.8198 accuracy, 0.8505 precision, 0.9118 recall, 0.8801 F1-score, and 0.8873 ROC-AUC. All four models achieved F1-scores between 0.853 and 0.880, demonstrating that the combination of feature engineering and thorough hyperparameter tuning produces consistent and competitive results across the full model family.</w:t>
-      </w:r>
-    </w:p>
-    <w:p>
-      <w:pPr>
-        <w:spacing w:after="160"/>
-        <w:ind w:left="720" w:right="720"/>
-      </w:pPr>
-      <w:r>
-        <w:rPr>
-          <w:rFonts w:ascii="Times New Roman" w:hAnsi="Times New Roman"/>
-          <w:b/>
-          <w:i w:val="0"/>
-          <w:sz w:val="18"/>
-        </w:rPr>
-        <w:t>Index Terms—</w:t>
-      </w:r>
-      <w:r>
-        <w:rPr>
-          <w:rFonts w:ascii="Times New Roman" w:hAnsi="Times New Roman"/>
-          <w:b w:val="0"/>
-          <w:i w:val="0"/>
-          <w:sz w:val="18"/>
-        </w:rPr>
-        <w:t>Machine learning, phishing detection, URL features, feature engineering, binary classification, Random Forest, Gradient Boosting, cybersecurity</w:t>
+        <w:t>Phishing web pages remain a practical threat because they imitate legitimate sites and attempt to steal credentials, financial information, or other sensitive data. This project evaluates whether lightweight URL-based lexical features, augmented with six engineered ratio and binary indicators, can support reliable phishing detection with classical supervised machine learning methods. The experiments use the Kaggle Web Page Phishing Dataset, which contains 100,077 rows, 19 URL-derived numerical features, and one binary target label. After removing 78,186 duplicate rows, the modeling workflow is run on 21,891 unique records. Six additional features are derived from the original columns to capture symbol density, redirection presence, and URL depth. The pipeline includes dataset inspection, duplicate handling, feature engineering, stratified train/test splitting, feature scaling where required, five-fold cross-validation, hyperparameter tuning via GridSearchCV for all four models, and held-out test evaluation. The four evaluated models are Logistic Regression, Decision Tree, Random Forest, and Gradient Boosting. Gradient Boosting achieved the strongest held-out test performance with 0.8198 accuracy, 0.8505 precision, 0.9118 recall, 0.8801 F1-score, and 0.8873 ROC-AUC. All four models achieved F1-scores between 0.853 and 0.880, demonstrating that the combination of feature engineering and systematic hyperparameter tuning produces consistent and competitive results across the evaluated model set.</w:t>
       </w:r>
     </w:p>
     <w:p>
@@ -186,7 +283,22 @@
           <w:i w:val="0"/>
           <w:sz w:val="20"/>
         </w:rPr>
-        <w:t>This project frames phishing detection as a supervised binary classification problem. The task is to classify a URL as legitimate or phishing, the experience comes from a labeled public dataset, and the performance is measured using accuracy, precision, recall, F1-score, ROC-AUC, and confusion matrix analysis. Because a missed phishing page is more dangerous than a false alarm, recall is especially important.</w:t>
+        <w:t>This project frames phishing detection as a supervised binary classification problem. The task is to classify a URL as legitimate or phishing, training and evaluation use a labeled public dataset, and the performance is measured using accuracy, precision, recall, F1-score, ROC-AUC, and confusion matrix analysis.</w:t>
+      </w:r>
+    </w:p>
+    <w:p>
+      <w:pPr>
+        <w:spacing w:before="0" w:after="100"/>
+        <w:jc w:val="left"/>
+      </w:pPr>
+      <w:r>
+        <w:rPr>
+          <w:rFonts w:ascii="Times New Roman" w:hAnsi="Times New Roman"/>
+          <w:b w:val="0"/>
+          <w:i w:val="0"/>
+          <w:sz w:val="20"/>
+        </w:rPr>
+        <w:t>Because a missed phishing page is more dangerous than a false alarm, recall is especially important.</w:t>
       </w:r>
     </w:p>
     <w:p>
@@ -291,7 +403,7 @@
           <w:i w:val="0"/>
           <w:sz w:val="20"/>
         </w:rPr>
-        <w:t>Blum et al. (2010) studied phishing URL detection using lexical features and online learning methods. Their work demonstrated that useful phishing signals can be extracted directly from URL text without relying on full webpage content. The present project is related in its emphasis on lexical features, but differs in dataset choice and in the broader comparison of batch classifiers.</w:t>
+        <w:t>Blum et al. studied phishing URL detection using lexical features and online learning methods [2]. Their work demonstrated that useful phishing signals can be extracted directly from URL text without relying on full webpage content. The present project is related in its emphasis on lexical features, but differs in dataset choice and in the broader comparison of batch classifiers.</w:t>
       </w:r>
     </w:p>
     <w:p>
@@ -306,7 +418,7 @@
           <w:i w:val="0"/>
           <w:sz w:val="20"/>
         </w:rPr>
-        <w:t>Sahingoz et al. (2019) examined machine learning based phishing detection from URLs using lexical and host-based signals. In their reported experiments, Random Forest with NLP-based features achieved 97.98% accuracy on a large URL dataset containing 36,400 legitimate and 37,175 phishing URLs. The present project is narrower because it focuses on the Kaggle Web Page Phishing Dataset and a simple reproducible pipeline centered on URL lexical features.</w:t>
+        <w:t>Sahingoz et al. examined machine learning based phishing detection from URLs using lexical and host-based signals [3]. In their reported experiments, Random Forest with NLP-based features achieved 97.98% accuracy on a large URL dataset containing 36,400 legitimate and 37,175 phishing URLs. The present project is narrower because it focuses on the Kaggle Web Page Phishing Dataset and a simple reproducible pipeline centered on URL lexical features.</w:t>
       </w:r>
     </w:p>
     <w:p>
@@ -321,7 +433,7 @@
           <w:i w:val="0"/>
           <w:sz w:val="20"/>
         </w:rPr>
-        <w:t>Awasthi and Goel (2022) evaluated both base and ensemble classifiers on two URL-feature phishing datasets using 30 structural URL features and 10-fold cross-validation. Their base classifiers, including Logistic Regression, Decision Tree, and SVM, achieved accuracy in the range of 93 to 96 percent, which is directly comparable to the model families and performance range targeted by the current project.</w:t>
+        <w:t>Awasthi and Goel evaluated both base and ensemble classifiers on two URL-feature phishing datasets using 30 structural URL features and 10-fold cross-validation [4]. Their base classifiers, including Logistic Regression, Decision Tree, and SVM, achieved accuracy in the range of 93 to 96 percent, which is methodologically relevant because it uses comparable classifier families and URL-based features, although the datasets and feature sets differ.</w:t>
       </w:r>
     </w:p>
     <w:p>
@@ -336,7 +448,7 @@
           <w:i w:val="0"/>
           <w:sz w:val="20"/>
         </w:rPr>
-        <w:t>Alnemari and Alshammari (2023) evaluated Random Forest, Decision Tree, SVM, and ANN on the UCI phishing website dataset of 11,055 instances described by 30 URL-structural features. Random Forest achieved the highest result at 97.3 percent accuracy, while SVM and Decision Tree fell in the 94 to 96 percent range. Their work is relevant because it uses the same classical model families as the current project on a comparable URL-feature set.</w:t>
+        <w:t>Alnemari and Alshammari evaluated Random Forest, Decision Tree, SVM, and ANN on the UCI phishing website dataset of 11,055 instances described by 30 URL-structural features [5]. Random Forest achieved the highest result at 97.3 percent accuracy, while SVM and Decision Tree fell in the 94 to 96 percent range. Their work is relevant because it uses the same classical model families as the current project on a comparable URL-feature set.</w:t>
       </w:r>
     </w:p>
     <w:p>
@@ -396,7 +508,7 @@
           <w:i w:val="0"/>
           <w:sz w:val="20"/>
         </w:rPr>
-        <w:t xml:space="preserve">The dataset used in this project is the Kaggle Web Page Phishing Dataset. In the local CSV used for implementation, the dataset contains 100,077 rows and 20 columns before cleaning. Nineteen columns are numerical URL-derived features, and the target column is </w:t>
+        <w:t xml:space="preserve">The dataset used in this project is the Kaggle Web Page Phishing Dataset [1]. In the local CSV used for implementation, the dataset contains 100,077 rows and 20 columns before cleaning. Nineteen columns are numerical URL-derived features, and the target column is </w:t>
       </w:r>
       <w:r>
         <w:rPr>
@@ -427,7 +539,37 @@
           <w:i w:val="0"/>
           <w:sz w:val="20"/>
         </w:rPr>
-        <w:t>Representative original and engineered attributes are listed in Table I.</w:t>
+        <w:t>Table I lists the input features and the target variable used in the pipeline.</w:t>
+      </w:r>
+    </w:p>
+    <w:p>
+      <w:pPr>
+        <w:spacing w:before="120" w:after="20"/>
+        <w:jc w:val="center"/>
+      </w:pPr>
+      <w:r>
+        <w:rPr>
+          <w:rFonts w:ascii="Times New Roman" w:hAnsi="Times New Roman"/>
+          <w:b/>
+          <w:i w:val="0"/>
+          <w:sz w:val="16"/>
+        </w:rPr>
+        <w:t>TABLE I</w:t>
+      </w:r>
+    </w:p>
+    <w:p>
+      <w:pPr>
+        <w:spacing w:before="0" w:after="40"/>
+        <w:jc w:val="center"/>
+      </w:pPr>
+      <w:r>
+        <w:rPr>
+          <w:rFonts w:ascii="Times New Roman" w:hAnsi="Times New Roman"/>
+          <w:b/>
+          <w:i w:val="0"/>
+          <w:sz w:val="16"/>
+        </w:rPr>
+        <w:t>FEATURES USED IN THE PHISHING DETECTION PIPELINE</w:t>
       </w:r>
     </w:p>
     <w:tbl>
@@ -709,6 +851,68 @@
                 <w:i w:val="0"/>
                 <w:sz w:val="16"/>
               </w:rPr>
+              <w:t>n_underline</w:t>
+            </w:r>
+          </w:p>
+        </w:tc>
+        <w:tc>
+          <w:tcPr>
+            <w:tcW w:w="756" w:type="dxa"/>
+          </w:tcPr>
+          <w:p>
+            <w:pPr>
+              <w:spacing w:after="20"/>
+            </w:pPr>
+            <w:r/>
+            <w:r>
+              <w:rPr>
+                <w:rFonts w:ascii="Times New Roman" w:hAnsi="Times New Roman"/>
+                <w:b w:val="0"/>
+                <w:i w:val="0"/>
+                <w:sz w:val="16"/>
+              </w:rPr>
+              <w:t>Numerical</w:t>
+            </w:r>
+          </w:p>
+        </w:tc>
+        <w:tc>
+          <w:tcPr>
+            <w:tcW w:w="2721" w:type="dxa"/>
+          </w:tcPr>
+          <w:p>
+            <w:pPr>
+              <w:spacing w:after="20"/>
+            </w:pPr>
+            <w:r/>
+            <w:r>
+              <w:rPr>
+                <w:rFonts w:ascii="Times New Roman" w:hAnsi="Times New Roman"/>
+                <w:b w:val="0"/>
+                <w:i w:val="0"/>
+                <w:sz w:val="16"/>
+              </w:rPr>
+              <w:t>Count of _ characters</w:t>
+            </w:r>
+          </w:p>
+        </w:tc>
+      </w:tr>
+      <w:tr>
+        <w:tc>
+          <w:tcPr>
+            <w:tcW w:w="1562" w:type="dxa"/>
+          </w:tcPr>
+          <w:p>
+            <w:pPr>
+              <w:spacing w:after="20"/>
+            </w:pPr>
+            <w:r/>
+            <w:r>
+              <w:rPr>
+                <w:rFonts w:ascii="Times New Roman" w:hAnsi="Times New Roman"/>
+                <w:b w:val="0"/>
+                <w:i w:val="0"/>
+                <w:sz w:val="16"/>
+              </w:rPr>
               <w:t>n_slash</w:t>
             </w:r>
           </w:p>
@@ -749,7 +953,813 @@
                 <w:i w:val="0"/>
                 <w:sz w:val="16"/>
               </w:rPr>
-              <w:t>Count of slash characters</w:t>
+              <w:t>Count of / characters</w:t>
+            </w:r>
+          </w:p>
+        </w:tc>
+      </w:tr>
+      <w:tr>
+        <w:tc>
+          <w:tcPr>
+            <w:tcW w:w="1562" w:type="dxa"/>
+          </w:tcPr>
+          <w:p>
+            <w:pPr>
+              <w:spacing w:after="20"/>
+            </w:pPr>
+            <w:r/>
+            <w:r>
+              <w:rPr>
+                <w:rFonts w:ascii="Times New Roman" w:hAnsi="Times New Roman"/>
+                <w:b w:val="0"/>
+                <w:i w:val="0"/>
+                <w:sz w:val="16"/>
+              </w:rPr>
+              <w:t>n_questionmark</w:t>
+            </w:r>
+          </w:p>
+        </w:tc>
+        <w:tc>
+          <w:tcPr>
+            <w:tcW w:w="756" w:type="dxa"/>
+          </w:tcPr>
+          <w:p>
+            <w:pPr>
+              <w:spacing w:after="20"/>
+            </w:pPr>
+            <w:r/>
+            <w:r>
+              <w:rPr>
+                <w:rFonts w:ascii="Times New Roman" w:hAnsi="Times New Roman"/>
+                <w:b w:val="0"/>
+                <w:i w:val="0"/>
+                <w:sz w:val="16"/>
+              </w:rPr>
+              <w:t>Numerical</w:t>
+            </w:r>
+          </w:p>
+        </w:tc>
+        <w:tc>
+          <w:tcPr>
+            <w:tcW w:w="2721" w:type="dxa"/>
+          </w:tcPr>
+          <w:p>
+            <w:pPr>
+              <w:spacing w:after="20"/>
+            </w:pPr>
+            <w:r/>
+            <w:r>
+              <w:rPr>
+                <w:rFonts w:ascii="Times New Roman" w:hAnsi="Times New Roman"/>
+                <w:b w:val="0"/>
+                <w:i w:val="0"/>
+                <w:sz w:val="16"/>
+              </w:rPr>
+              <w:t>Count of ? characters</w:t>
+            </w:r>
+          </w:p>
+        </w:tc>
+      </w:tr>
+      <w:tr>
+        <w:tc>
+          <w:tcPr>
+            <w:tcW w:w="1562" w:type="dxa"/>
+          </w:tcPr>
+          <w:p>
+            <w:pPr>
+              <w:spacing w:after="20"/>
+            </w:pPr>
+            <w:r/>
+            <w:r>
+              <w:rPr>
+                <w:rFonts w:ascii="Times New Roman" w:hAnsi="Times New Roman"/>
+                <w:b w:val="0"/>
+                <w:i w:val="0"/>
+                <w:sz w:val="16"/>
+              </w:rPr>
+              <w:t>n_equal</w:t>
+            </w:r>
+          </w:p>
+        </w:tc>
+        <w:tc>
+          <w:tcPr>
+            <w:tcW w:w="756" w:type="dxa"/>
+          </w:tcPr>
+          <w:p>
+            <w:pPr>
+              <w:spacing w:after="20"/>
+            </w:pPr>
+            <w:r/>
+            <w:r>
+              <w:rPr>
+                <w:rFonts w:ascii="Times New Roman" w:hAnsi="Times New Roman"/>
+                <w:b w:val="0"/>
+                <w:i w:val="0"/>
+                <w:sz w:val="16"/>
+              </w:rPr>
+              <w:t>Numerical</w:t>
+            </w:r>
+          </w:p>
+        </w:tc>
+        <w:tc>
+          <w:tcPr>
+            <w:tcW w:w="2721" w:type="dxa"/>
+          </w:tcPr>
+          <w:p>
+            <w:pPr>
+              <w:spacing w:after="20"/>
+            </w:pPr>
+            <w:r/>
+            <w:r>
+              <w:rPr>
+                <w:rFonts w:ascii="Times New Roman" w:hAnsi="Times New Roman"/>
+                <w:b w:val="0"/>
+                <w:i w:val="0"/>
+                <w:sz w:val="16"/>
+              </w:rPr>
+              <w:t>Count of = characters</w:t>
+            </w:r>
+          </w:p>
+        </w:tc>
+      </w:tr>
+      <w:tr>
+        <w:tc>
+          <w:tcPr>
+            <w:tcW w:w="1562" w:type="dxa"/>
+          </w:tcPr>
+          <w:p>
+            <w:pPr>
+              <w:spacing w:after="20"/>
+            </w:pPr>
+            <w:r/>
+            <w:r>
+              <w:rPr>
+                <w:rFonts w:ascii="Times New Roman" w:hAnsi="Times New Roman"/>
+                <w:b w:val="0"/>
+                <w:i w:val="0"/>
+                <w:sz w:val="16"/>
+              </w:rPr>
+              <w:t>n_at</w:t>
+            </w:r>
+          </w:p>
+        </w:tc>
+        <w:tc>
+          <w:tcPr>
+            <w:tcW w:w="756" w:type="dxa"/>
+          </w:tcPr>
+          <w:p>
+            <w:pPr>
+              <w:spacing w:after="20"/>
+            </w:pPr>
+            <w:r/>
+            <w:r>
+              <w:rPr>
+                <w:rFonts w:ascii="Times New Roman" w:hAnsi="Times New Roman"/>
+                <w:b w:val="0"/>
+                <w:i w:val="0"/>
+                <w:sz w:val="16"/>
+              </w:rPr>
+              <w:t>Numerical</w:t>
+            </w:r>
+          </w:p>
+        </w:tc>
+        <w:tc>
+          <w:tcPr>
+            <w:tcW w:w="2721" w:type="dxa"/>
+          </w:tcPr>
+          <w:p>
+            <w:pPr>
+              <w:spacing w:after="20"/>
+            </w:pPr>
+            <w:r/>
+            <w:r>
+              <w:rPr>
+                <w:rFonts w:ascii="Times New Roman" w:hAnsi="Times New Roman"/>
+                <w:b w:val="0"/>
+                <w:i w:val="0"/>
+                <w:sz w:val="16"/>
+              </w:rPr>
+              <w:t>Count of @ characters</w:t>
+            </w:r>
+          </w:p>
+        </w:tc>
+      </w:tr>
+      <w:tr>
+        <w:tc>
+          <w:tcPr>
+            <w:tcW w:w="1562" w:type="dxa"/>
+          </w:tcPr>
+          <w:p>
+            <w:pPr>
+              <w:spacing w:after="20"/>
+            </w:pPr>
+            <w:r/>
+            <w:r>
+              <w:rPr>
+                <w:rFonts w:ascii="Times New Roman" w:hAnsi="Times New Roman"/>
+                <w:b w:val="0"/>
+                <w:i w:val="0"/>
+                <w:sz w:val="16"/>
+              </w:rPr>
+              <w:t>n_and</w:t>
+            </w:r>
+          </w:p>
+        </w:tc>
+        <w:tc>
+          <w:tcPr>
+            <w:tcW w:w="756" w:type="dxa"/>
+          </w:tcPr>
+          <w:p>
+            <w:pPr>
+              <w:spacing w:after="20"/>
+            </w:pPr>
+            <w:r/>
+            <w:r>
+              <w:rPr>
+                <w:rFonts w:ascii="Times New Roman" w:hAnsi="Times New Roman"/>
+                <w:b w:val="0"/>
+                <w:i w:val="0"/>
+                <w:sz w:val="16"/>
+              </w:rPr>
+              <w:t>Numerical</w:t>
+            </w:r>
+          </w:p>
+        </w:tc>
+        <w:tc>
+          <w:tcPr>
+            <w:tcW w:w="2721" w:type="dxa"/>
+          </w:tcPr>
+          <w:p>
+            <w:pPr>
+              <w:spacing w:after="20"/>
+            </w:pPr>
+            <w:r/>
+            <w:r>
+              <w:rPr>
+                <w:rFonts w:ascii="Times New Roman" w:hAnsi="Times New Roman"/>
+                <w:b w:val="0"/>
+                <w:i w:val="0"/>
+                <w:sz w:val="16"/>
+              </w:rPr>
+              <w:t>Count of &amp; characters</w:t>
+            </w:r>
+          </w:p>
+        </w:tc>
+      </w:tr>
+      <w:tr>
+        <w:tc>
+          <w:tcPr>
+            <w:tcW w:w="1562" w:type="dxa"/>
+          </w:tcPr>
+          <w:p>
+            <w:pPr>
+              <w:spacing w:after="20"/>
+            </w:pPr>
+            <w:r/>
+            <w:r>
+              <w:rPr>
+                <w:rFonts w:ascii="Times New Roman" w:hAnsi="Times New Roman"/>
+                <w:b w:val="0"/>
+                <w:i w:val="0"/>
+                <w:sz w:val="16"/>
+              </w:rPr>
+              <w:t>n_exclamation</w:t>
+            </w:r>
+          </w:p>
+        </w:tc>
+        <w:tc>
+          <w:tcPr>
+            <w:tcW w:w="756" w:type="dxa"/>
+          </w:tcPr>
+          <w:p>
+            <w:pPr>
+              <w:spacing w:after="20"/>
+            </w:pPr>
+            <w:r/>
+            <w:r>
+              <w:rPr>
+                <w:rFonts w:ascii="Times New Roman" w:hAnsi="Times New Roman"/>
+                <w:b w:val="0"/>
+                <w:i w:val="0"/>
+                <w:sz w:val="16"/>
+              </w:rPr>
+              <w:t>Numerical</w:t>
+            </w:r>
+          </w:p>
+        </w:tc>
+        <w:tc>
+          <w:tcPr>
+            <w:tcW w:w="2721" w:type="dxa"/>
+          </w:tcPr>
+          <w:p>
+            <w:pPr>
+              <w:spacing w:after="20"/>
+            </w:pPr>
+            <w:r/>
+            <w:r>
+              <w:rPr>
+                <w:rFonts w:ascii="Times New Roman" w:hAnsi="Times New Roman"/>
+                <w:b w:val="0"/>
+                <w:i w:val="0"/>
+                <w:sz w:val="16"/>
+              </w:rPr>
+              <w:t>Count of ! characters</w:t>
+            </w:r>
+          </w:p>
+        </w:tc>
+      </w:tr>
+      <w:tr>
+        <w:tc>
+          <w:tcPr>
+            <w:tcW w:w="1562" w:type="dxa"/>
+          </w:tcPr>
+          <w:p>
+            <w:pPr>
+              <w:spacing w:after="20"/>
+            </w:pPr>
+            <w:r/>
+            <w:r>
+              <w:rPr>
+                <w:rFonts w:ascii="Times New Roman" w:hAnsi="Times New Roman"/>
+                <w:b w:val="0"/>
+                <w:i w:val="0"/>
+                <w:sz w:val="16"/>
+              </w:rPr>
+              <w:t>n_space</w:t>
+            </w:r>
+          </w:p>
+        </w:tc>
+        <w:tc>
+          <w:tcPr>
+            <w:tcW w:w="756" w:type="dxa"/>
+          </w:tcPr>
+          <w:p>
+            <w:pPr>
+              <w:spacing w:after="20"/>
+            </w:pPr>
+            <w:r/>
+            <w:r>
+              <w:rPr>
+                <w:rFonts w:ascii="Times New Roman" w:hAnsi="Times New Roman"/>
+                <w:b w:val="0"/>
+                <w:i w:val="0"/>
+                <w:sz w:val="16"/>
+              </w:rPr>
+              <w:t>Numerical</w:t>
+            </w:r>
+          </w:p>
+        </w:tc>
+        <w:tc>
+          <w:tcPr>
+            <w:tcW w:w="2721" w:type="dxa"/>
+          </w:tcPr>
+          <w:p>
+            <w:pPr>
+              <w:spacing w:after="20"/>
+            </w:pPr>
+            <w:r/>
+            <w:r>
+              <w:rPr>
+                <w:rFonts w:ascii="Times New Roman" w:hAnsi="Times New Roman"/>
+                <w:b w:val="0"/>
+                <w:i w:val="0"/>
+                <w:sz w:val="16"/>
+              </w:rPr>
+              <w:t>Count of space characters</w:t>
+            </w:r>
+          </w:p>
+        </w:tc>
+      </w:tr>
+      <w:tr>
+        <w:tc>
+          <w:tcPr>
+            <w:tcW w:w="1562" w:type="dxa"/>
+          </w:tcPr>
+          <w:p>
+            <w:pPr>
+              <w:spacing w:after="20"/>
+            </w:pPr>
+            <w:r/>
+            <w:r>
+              <w:rPr>
+                <w:rFonts w:ascii="Times New Roman" w:hAnsi="Times New Roman"/>
+                <w:b w:val="0"/>
+                <w:i w:val="0"/>
+                <w:sz w:val="16"/>
+              </w:rPr>
+              <w:t>n_tilde</w:t>
+            </w:r>
+          </w:p>
+        </w:tc>
+        <w:tc>
+          <w:tcPr>
+            <w:tcW w:w="756" w:type="dxa"/>
+          </w:tcPr>
+          <w:p>
+            <w:pPr>
+              <w:spacing w:after="20"/>
+            </w:pPr>
+            <w:r/>
+            <w:r>
+              <w:rPr>
+                <w:rFonts w:ascii="Times New Roman" w:hAnsi="Times New Roman"/>
+                <w:b w:val="0"/>
+                <w:i w:val="0"/>
+                <w:sz w:val="16"/>
+              </w:rPr>
+              <w:t>Numerical</w:t>
+            </w:r>
+          </w:p>
+        </w:tc>
+        <w:tc>
+          <w:tcPr>
+            <w:tcW w:w="2721" w:type="dxa"/>
+          </w:tcPr>
+          <w:p>
+            <w:pPr>
+              <w:spacing w:after="20"/>
+            </w:pPr>
+            <w:r/>
+            <w:r>
+              <w:rPr>
+                <w:rFonts w:ascii="Times New Roman" w:hAnsi="Times New Roman"/>
+                <w:b w:val="0"/>
+                <w:i w:val="0"/>
+                <w:sz w:val="16"/>
+              </w:rPr>
+              <w:t>Count of ~ characters</w:t>
+            </w:r>
+          </w:p>
+        </w:tc>
+      </w:tr>
+      <w:tr>
+        <w:tc>
+          <w:tcPr>
+            <w:tcW w:w="1562" w:type="dxa"/>
+          </w:tcPr>
+          <w:p>
+            <w:pPr>
+              <w:spacing w:after="20"/>
+            </w:pPr>
+            <w:r/>
+            <w:r>
+              <w:rPr>
+                <w:rFonts w:ascii="Times New Roman" w:hAnsi="Times New Roman"/>
+                <w:b w:val="0"/>
+                <w:i w:val="0"/>
+                <w:sz w:val="16"/>
+              </w:rPr>
+              <w:t>n_comma</w:t>
+            </w:r>
+          </w:p>
+        </w:tc>
+        <w:tc>
+          <w:tcPr>
+            <w:tcW w:w="756" w:type="dxa"/>
+          </w:tcPr>
+          <w:p>
+            <w:pPr>
+              <w:spacing w:after="20"/>
+            </w:pPr>
+            <w:r/>
+            <w:r>
+              <w:rPr>
+                <w:rFonts w:ascii="Times New Roman" w:hAnsi="Times New Roman"/>
+                <w:b w:val="0"/>
+                <w:i w:val="0"/>
+                <w:sz w:val="16"/>
+              </w:rPr>
+              <w:t>Numerical</w:t>
+            </w:r>
+          </w:p>
+        </w:tc>
+        <w:tc>
+          <w:tcPr>
+            <w:tcW w:w="2721" w:type="dxa"/>
+          </w:tcPr>
+          <w:p>
+            <w:pPr>
+              <w:spacing w:after="20"/>
+            </w:pPr>
+            <w:r/>
+            <w:r>
+              <w:rPr>
+                <w:rFonts w:ascii="Times New Roman" w:hAnsi="Times New Roman"/>
+                <w:b w:val="0"/>
+                <w:i w:val="0"/>
+                <w:sz w:val="16"/>
+              </w:rPr>
+              <w:t>Count of , characters</w:t>
+            </w:r>
+          </w:p>
+        </w:tc>
+      </w:tr>
+      <w:tr>
+        <w:tc>
+          <w:tcPr>
+            <w:tcW w:w="1562" w:type="dxa"/>
+          </w:tcPr>
+          <w:p>
+            <w:pPr>
+              <w:spacing w:after="20"/>
+            </w:pPr>
+            <w:r/>
+            <w:r>
+              <w:rPr>
+                <w:rFonts w:ascii="Times New Roman" w:hAnsi="Times New Roman"/>
+                <w:b w:val="0"/>
+                <w:i w:val="0"/>
+                <w:sz w:val="16"/>
+              </w:rPr>
+              <w:t>n_plus</w:t>
+            </w:r>
+          </w:p>
+        </w:tc>
+        <w:tc>
+          <w:tcPr>
+            <w:tcW w:w="756" w:type="dxa"/>
+          </w:tcPr>
+          <w:p>
+            <w:pPr>
+              <w:spacing w:after="20"/>
+            </w:pPr>
+            <w:r/>
+            <w:r>
+              <w:rPr>
+                <w:rFonts w:ascii="Times New Roman" w:hAnsi="Times New Roman"/>
+                <w:b w:val="0"/>
+                <w:i w:val="0"/>
+                <w:sz w:val="16"/>
+              </w:rPr>
+              <w:t>Numerical</w:t>
+            </w:r>
+          </w:p>
+        </w:tc>
+        <w:tc>
+          <w:tcPr>
+            <w:tcW w:w="2721" w:type="dxa"/>
+          </w:tcPr>
+          <w:p>
+            <w:pPr>
+              <w:spacing w:after="20"/>
+            </w:pPr>
+            <w:r/>
+            <w:r>
+              <w:rPr>
+                <w:rFonts w:ascii="Times New Roman" w:hAnsi="Times New Roman"/>
+                <w:b w:val="0"/>
+                <w:i w:val="0"/>
+                <w:sz w:val="16"/>
+              </w:rPr>
+              <w:t>Count of + characters</w:t>
+            </w:r>
+          </w:p>
+        </w:tc>
+      </w:tr>
+      <w:tr>
+        <w:tc>
+          <w:tcPr>
+            <w:tcW w:w="1562" w:type="dxa"/>
+          </w:tcPr>
+          <w:p>
+            <w:pPr>
+              <w:spacing w:after="20"/>
+            </w:pPr>
+            <w:r/>
+            <w:r>
+              <w:rPr>
+                <w:rFonts w:ascii="Times New Roman" w:hAnsi="Times New Roman"/>
+                <w:b w:val="0"/>
+                <w:i w:val="0"/>
+                <w:sz w:val="16"/>
+              </w:rPr>
+              <w:t>n_asterisk</w:t>
+            </w:r>
+          </w:p>
+        </w:tc>
+        <w:tc>
+          <w:tcPr>
+            <w:tcW w:w="756" w:type="dxa"/>
+          </w:tcPr>
+          <w:p>
+            <w:pPr>
+              <w:spacing w:after="20"/>
+            </w:pPr>
+            <w:r/>
+            <w:r>
+              <w:rPr>
+                <w:rFonts w:ascii="Times New Roman" w:hAnsi="Times New Roman"/>
+                <w:b w:val="0"/>
+                <w:i w:val="0"/>
+                <w:sz w:val="16"/>
+              </w:rPr>
+              <w:t>Numerical</w:t>
+            </w:r>
+          </w:p>
+        </w:tc>
+        <w:tc>
+          <w:tcPr>
+            <w:tcW w:w="2721" w:type="dxa"/>
+          </w:tcPr>
+          <w:p>
+            <w:pPr>
+              <w:spacing w:after="20"/>
+            </w:pPr>
+            <w:r/>
+            <w:r>
+              <w:rPr>
+                <w:rFonts w:ascii="Times New Roman" w:hAnsi="Times New Roman"/>
+                <w:b w:val="0"/>
+                <w:i w:val="0"/>
+                <w:sz w:val="16"/>
+              </w:rPr>
+              <w:t>Count of * characters</w:t>
+            </w:r>
+          </w:p>
+        </w:tc>
+      </w:tr>
+      <w:tr>
+        <w:tc>
+          <w:tcPr>
+            <w:tcW w:w="1562" w:type="dxa"/>
+          </w:tcPr>
+          <w:p>
+            <w:pPr>
+              <w:spacing w:after="20"/>
+            </w:pPr>
+            <w:r/>
+            <w:r>
+              <w:rPr>
+                <w:rFonts w:ascii="Times New Roman" w:hAnsi="Times New Roman"/>
+                <w:b w:val="0"/>
+                <w:i w:val="0"/>
+                <w:sz w:val="16"/>
+              </w:rPr>
+              <w:t>n_hastag</w:t>
+            </w:r>
+          </w:p>
+        </w:tc>
+        <w:tc>
+          <w:tcPr>
+            <w:tcW w:w="756" w:type="dxa"/>
+          </w:tcPr>
+          <w:p>
+            <w:pPr>
+              <w:spacing w:after="20"/>
+            </w:pPr>
+            <w:r/>
+            <w:r>
+              <w:rPr>
+                <w:rFonts w:ascii="Times New Roman" w:hAnsi="Times New Roman"/>
+                <w:b w:val="0"/>
+                <w:i w:val="0"/>
+                <w:sz w:val="16"/>
+              </w:rPr>
+              <w:t>Numerical</w:t>
+            </w:r>
+          </w:p>
+        </w:tc>
+        <w:tc>
+          <w:tcPr>
+            <w:tcW w:w="2721" w:type="dxa"/>
+          </w:tcPr>
+          <w:p>
+            <w:pPr>
+              <w:spacing w:after="20"/>
+            </w:pPr>
+            <w:r/>
+            <w:r>
+              <w:rPr>
+                <w:rFonts w:ascii="Times New Roman" w:hAnsi="Times New Roman"/>
+                <w:b w:val="0"/>
+                <w:i w:val="0"/>
+                <w:sz w:val="16"/>
+              </w:rPr>
+              <w:t>Count of # characters</w:t>
+            </w:r>
+          </w:p>
+        </w:tc>
+      </w:tr>
+      <w:tr>
+        <w:tc>
+          <w:tcPr>
+            <w:tcW w:w="1562" w:type="dxa"/>
+          </w:tcPr>
+          <w:p>
+            <w:pPr>
+              <w:spacing w:after="20"/>
+            </w:pPr>
+            <w:r/>
+            <w:r>
+              <w:rPr>
+                <w:rFonts w:ascii="Times New Roman" w:hAnsi="Times New Roman"/>
+                <w:b w:val="0"/>
+                <w:i w:val="0"/>
+                <w:sz w:val="16"/>
+              </w:rPr>
+              <w:t>n_dollar</w:t>
+            </w:r>
+          </w:p>
+        </w:tc>
+        <w:tc>
+          <w:tcPr>
+            <w:tcW w:w="756" w:type="dxa"/>
+          </w:tcPr>
+          <w:p>
+            <w:pPr>
+              <w:spacing w:after="20"/>
+            </w:pPr>
+            <w:r/>
+            <w:r>
+              <w:rPr>
+                <w:rFonts w:ascii="Times New Roman" w:hAnsi="Times New Roman"/>
+                <w:b w:val="0"/>
+                <w:i w:val="0"/>
+                <w:sz w:val="16"/>
+              </w:rPr>
+              <w:t>Numerical</w:t>
+            </w:r>
+          </w:p>
+        </w:tc>
+        <w:tc>
+          <w:tcPr>
+            <w:tcW w:w="2721" w:type="dxa"/>
+          </w:tcPr>
+          <w:p>
+            <w:pPr>
+              <w:spacing w:after="20"/>
+            </w:pPr>
+            <w:r/>
+            <w:r>
+              <w:rPr>
+                <w:rFonts w:ascii="Times New Roman" w:hAnsi="Times New Roman"/>
+                <w:b w:val="0"/>
+                <w:i w:val="0"/>
+                <w:sz w:val="16"/>
+              </w:rPr>
+              <w:t>Count of $ characters</w:t>
+            </w:r>
+          </w:p>
+        </w:tc>
+      </w:tr>
+      <w:tr>
+        <w:tc>
+          <w:tcPr>
+            <w:tcW w:w="1562" w:type="dxa"/>
+          </w:tcPr>
+          <w:p>
+            <w:pPr>
+              <w:spacing w:after="20"/>
+            </w:pPr>
+            <w:r/>
+            <w:r>
+              <w:rPr>
+                <w:rFonts w:ascii="Times New Roman" w:hAnsi="Times New Roman"/>
+                <w:b w:val="0"/>
+                <w:i w:val="0"/>
+                <w:sz w:val="16"/>
+              </w:rPr>
+              <w:t>n_percent</w:t>
+            </w:r>
+          </w:p>
+        </w:tc>
+        <w:tc>
+          <w:tcPr>
+            <w:tcW w:w="756" w:type="dxa"/>
+          </w:tcPr>
+          <w:p>
+            <w:pPr>
+              <w:spacing w:after="20"/>
+            </w:pPr>
+            <w:r/>
+            <w:r>
+              <w:rPr>
+                <w:rFonts w:ascii="Times New Roman" w:hAnsi="Times New Roman"/>
+                <w:b w:val="0"/>
+                <w:i w:val="0"/>
+                <w:sz w:val="16"/>
+              </w:rPr>
+              <w:t>Numerical</w:t>
+            </w:r>
+          </w:p>
+        </w:tc>
+        <w:tc>
+          <w:tcPr>
+            <w:tcW w:w="2721" w:type="dxa"/>
+          </w:tcPr>
+          <w:p>
+            <w:pPr>
+              <w:spacing w:after="20"/>
+            </w:pPr>
+            <w:r/>
+            <w:r>
+              <w:rPr>
+                <w:rFonts w:ascii="Times New Roman" w:hAnsi="Times New Roman"/>
+                <w:b w:val="0"/>
+                <w:i w:val="0"/>
+                <w:sz w:val="16"/>
+              </w:rPr>
+              <w:t>Count of % characters</w:t>
             </w:r>
           </w:p>
         </w:tc>
@@ -1279,7 +2289,7 @@
       <w:r>
         <w:drawing>
           <wp:inline xmlns:a="http://schemas.openxmlformats.org/drawingml/2006/main" xmlns:pic="http://schemas.openxmlformats.org/drawingml/2006/picture">
-            <wp:extent cx="2606040" cy="1708903"/>
+            <wp:extent cx="2606040" cy="1699459"/>
             <wp:docPr id="1" name="Picture 1"/>
             <wp:cNvGraphicFramePr>
               <a:graphicFrameLocks noChangeAspect="1"/>
@@ -1300,7 +2310,7 @@
                   <pic:spPr>
                     <a:xfrm>
                       <a:off x="0" y="0"/>
-                      <a:ext cx="2606040" cy="1708903"/>
+                      <a:ext cx="2606040" cy="1699459"/>
                     </a:xfrm>
                     <a:prstGeom prst="rect"/>
                   </pic:spPr>
@@ -1492,7 +2502,7 @@
       <w:r>
         <w:drawing>
           <wp:inline xmlns:a="http://schemas.openxmlformats.org/drawingml/2006/main" xmlns:pic="http://schemas.openxmlformats.org/drawingml/2006/picture">
-            <wp:extent cx="2606040" cy="1168337"/>
+            <wp:extent cx="2606040" cy="1148342"/>
             <wp:docPr id="2" name="Picture 2"/>
             <wp:cNvGraphicFramePr>
               <a:graphicFrameLocks noChangeAspect="1"/>
@@ -1513,7 +2523,7 @@
                   <pic:spPr>
                     <a:xfrm>
                       <a:off x="0" y="0"/>
-                      <a:ext cx="2606040" cy="1168337"/>
+                      <a:ext cx="2606040" cy="1148342"/>
                     </a:xfrm>
                     <a:prstGeom prst="rect"/>
                   </pic:spPr>
@@ -1547,7 +2557,7 @@
       <w:r>
         <w:drawing>
           <wp:inline xmlns:a="http://schemas.openxmlformats.org/drawingml/2006/main" xmlns:pic="http://schemas.openxmlformats.org/drawingml/2006/picture">
-            <wp:extent cx="2606040" cy="2338040"/>
+            <wp:extent cx="2606040" cy="3777776"/>
             <wp:docPr id="3" name="Picture 3"/>
             <wp:cNvGraphicFramePr>
               <a:graphicFrameLocks noChangeAspect="1"/>
@@ -1556,7 +2566,7 @@
               <a:graphicData uri="http://schemas.openxmlformats.org/drawingml/2006/picture">
                 <pic:pic>
                   <pic:nvPicPr>
-                    <pic:cNvPr id="0" name="correlation_heatmap.png"/>
+                    <pic:cNvPr id="0" name="feature_distributions.png"/>
                     <pic:cNvPicPr/>
                   </pic:nvPicPr>
                   <pic:blipFill>
@@ -1568,7 +2578,7 @@
                   <pic:spPr>
                     <a:xfrm>
                       <a:off x="0" y="0"/>
-                      <a:ext cx="2606040" cy="2338040"/>
+                      <a:ext cx="2606040" cy="3777776"/>
                     </a:xfrm>
                     <a:prstGeom prst="rect"/>
                   </pic:spPr>
@@ -1591,7 +2601,7 @@
           <w:i/>
           <w:sz w:val="16"/>
         </w:rPr>
-        <w:t>Fig. 3. Feature correlation heatmap. Warmer colors (red) indicate positive correlation; cooler (blue) indicate negative.</w:t>
+        <w:t>Fig. 3. Feature distributions clipped to the 1st-99th percentile range.</w:t>
       </w:r>
     </w:p>
     <w:p>
@@ -1602,7 +2612,7 @@
       <w:r>
         <w:drawing>
           <wp:inline xmlns:a="http://schemas.openxmlformats.org/drawingml/2006/main" xmlns:pic="http://schemas.openxmlformats.org/drawingml/2006/picture">
-            <wp:extent cx="2606040" cy="3289447"/>
+            <wp:extent cx="2606040" cy="2332191"/>
             <wp:docPr id="4" name="Picture 4"/>
             <wp:cNvGraphicFramePr>
               <a:graphicFrameLocks noChangeAspect="1"/>
@@ -1611,7 +2621,7 @@
               <a:graphicData uri="http://schemas.openxmlformats.org/drawingml/2006/picture">
                 <pic:pic>
                   <pic:nvPicPr>
-                    <pic:cNvPr id="0" name="feature_distributions.png"/>
+                    <pic:cNvPr id="0" name="correlation_heatmap.png"/>
                     <pic:cNvPicPr/>
                   </pic:nvPicPr>
                   <pic:blipFill>
@@ -1623,7 +2633,7 @@
                   <pic:spPr>
                     <a:xfrm>
                       <a:off x="0" y="0"/>
-                      <a:ext cx="2606040" cy="3289447"/>
+                      <a:ext cx="2606040" cy="2332191"/>
                     </a:xfrm>
                     <a:prstGeom prst="rect"/>
                   </pic:spPr>
@@ -1646,7 +2656,7 @@
           <w:i/>
           <w:sz w:val="16"/>
         </w:rPr>
-        <w:t>Fig. 4. Feature distributions clipped to the 1st-99th percentile range.</w:t>
+        <w:t>Fig. 4. Feature correlation heatmap. Warmer colors (red) indicate positive correlation; cooler (blue) indicate negative.</w:t>
       </w:r>
     </w:p>
     <w:p>
@@ -1902,6 +2912,36 @@
           <w:sz w:val="20"/>
         </w:rPr>
         <w:t>Table II summarizes the held-out test performance of all four models after hyperparameter tuning via GridSearchCV.</w:t>
+      </w:r>
+    </w:p>
+    <w:p>
+      <w:pPr>
+        <w:spacing w:before="120" w:after="20"/>
+        <w:jc w:val="center"/>
+      </w:pPr>
+      <w:r>
+        <w:rPr>
+          <w:rFonts w:ascii="Times New Roman" w:hAnsi="Times New Roman"/>
+          <w:b/>
+          <w:i w:val="0"/>
+          <w:sz w:val="16"/>
+        </w:rPr>
+        <w:t>TABLE II</w:t>
+      </w:r>
+    </w:p>
+    <w:p>
+      <w:pPr>
+        <w:spacing w:before="0" w:after="40"/>
+        <w:jc w:val="center"/>
+      </w:pPr>
+      <w:r>
+        <w:rPr>
+          <w:rFonts w:ascii="Times New Roman" w:hAnsi="Times New Roman"/>
+          <w:b/>
+          <w:i w:val="0"/>
+          <w:sz w:val="16"/>
+        </w:rPr>
+        <w:t>TEST PERFORMANCE AFTER HYPERPARAMETER TUNING</w:t>
       </w:r>
     </w:p>
     <w:tbl>
@@ -2552,7 +3592,77 @@
           <w:i w:val="0"/>
           <w:sz w:val="20"/>
         </w:rPr>
-        <w:t>Gradient Boosting achieved the best overall result, delivering the highest accuracy, F1-score, and ROC-AUC. Random Forest was a close second with F1 = 0.874. Decision Tree improved from an untuned F1 of 0.791 to 0.867 after hyperparameter tuning. The overall F1 range of 0.853 to 0.880 indicates consistent and competitive performance across the full evaluated model family.</w:t>
+        <w:t>Gradient Boosting achieved the best overall result, delivering the highest accuracy, F1-score, and ROC-AUC. Random Forest was a close second with F1 = 0.874. Decision Tree improved substantially from an untuned F1 of 0.791 to 0.867 after hyperparameter tuning. The overall F1 range of 0.853 to 0.880 indicates consistent and competitive performance across the evaluated model set.</w:t>
+      </w:r>
+    </w:p>
+    <w:p>
+      <w:pPr>
+        <w:spacing w:before="0" w:after="100"/>
+        <w:jc w:val="left"/>
+      </w:pPr>
+      <w:r>
+        <w:rPr>
+          <w:rFonts w:ascii="Times New Roman" w:hAnsi="Times New Roman"/>
+          <w:b w:val="0"/>
+          <w:i w:val="0"/>
+          <w:sz w:val="20"/>
+        </w:rPr>
+        <w:t>Since phishing samples form about 72.5% of the deduplicated dataset, accuracy alone is not sufficient; therefore, F1-score, recall, ROC-AUC, and confusion matrix behavior are emphasized throughout the evaluation.</w:t>
+      </w:r>
+    </w:p>
+    <w:p>
+      <w:pPr>
+        <w:spacing w:before="80" w:after="40"/>
+        <w:jc w:val="center"/>
+      </w:pPr>
+      <w:r>
+        <w:drawing>
+          <wp:inline xmlns:a="http://schemas.openxmlformats.org/drawingml/2006/main" xmlns:pic="http://schemas.openxmlformats.org/drawingml/2006/picture">
+            <wp:extent cx="2606040" cy="1275994"/>
+            <wp:docPr id="5" name="Picture 5"/>
+            <wp:cNvGraphicFramePr>
+              <a:graphicFrameLocks noChangeAspect="1"/>
+            </wp:cNvGraphicFramePr>
+            <a:graphic>
+              <a:graphicData uri="http://schemas.openxmlformats.org/drawingml/2006/picture">
+                <pic:pic>
+                  <pic:nvPicPr>
+                    <pic:cNvPr id="0" name="model_comparison_accuracy.png"/>
+                    <pic:cNvPicPr/>
+                  </pic:nvPicPr>
+                  <pic:blipFill>
+                    <a:blip r:embed="rId13"/>
+                    <a:stretch>
+                      <a:fillRect/>
+                    </a:stretch>
+                  </pic:blipFill>
+                  <pic:spPr>
+                    <a:xfrm>
+                      <a:off x="0" y="0"/>
+                      <a:ext cx="2606040" cy="1275994"/>
+                    </a:xfrm>
+                    <a:prstGeom prst="rect"/>
+                  </pic:spPr>
+                </pic:pic>
+              </a:graphicData>
+            </a:graphic>
+          </wp:inline>
+        </w:drawing>
+      </w:r>
+    </w:p>
+    <w:p>
+      <w:pPr>
+        <w:spacing w:after="160"/>
+        <w:jc w:val="center"/>
+      </w:pPr>
+      <w:r>
+        <w:rPr>
+          <w:rFonts w:ascii="Times New Roman" w:hAnsi="Times New Roman"/>
+          <w:b w:val="0"/>
+          <w:i/>
+          <w:sz w:val="16"/>
+        </w:rPr>
+        <w:t>Fig. 5. Accuracy comparison across all four evaluated models.</w:t>
       </w:r>
     </w:p>
     <w:p>
@@ -2564,7 +3674,7 @@
         <w:drawing>
           <wp:inline xmlns:a="http://schemas.openxmlformats.org/drawingml/2006/main" xmlns:pic="http://schemas.openxmlformats.org/drawingml/2006/picture">
             <wp:extent cx="2606040" cy="1276428"/>
-            <wp:docPr id="5" name="Picture 5"/>
+            <wp:docPr id="6" name="Picture 6"/>
             <wp:cNvGraphicFramePr>
               <a:graphicFrameLocks noChangeAspect="1"/>
             </wp:cNvGraphicFramePr>
@@ -2576,7 +3686,7 @@
                     <pic:cNvPicPr/>
                   </pic:nvPicPr>
                   <pic:blipFill>
-                    <a:blip r:embed="rId13"/>
+                    <a:blip r:embed="rId14"/>
                     <a:stretch>
                       <a:fillRect/>
                     </a:stretch>
@@ -2607,7 +3717,7 @@
           <w:i/>
           <w:sz w:val="16"/>
         </w:rPr>
-        <w:t>Fig. 5. F1-score comparison across all four evaluated models.</w:t>
+        <w:t>Fig. 6. F1-score comparison across all four evaluated models.</w:t>
       </w:r>
     </w:p>
     <w:p>
@@ -2619,7 +3729,7 @@
         <w:drawing>
           <wp:inline xmlns:a="http://schemas.openxmlformats.org/drawingml/2006/main" xmlns:pic="http://schemas.openxmlformats.org/drawingml/2006/picture">
             <wp:extent cx="2606040" cy="2223889"/>
-            <wp:docPr id="6" name="Picture 6"/>
+            <wp:docPr id="7" name="Picture 7"/>
             <wp:cNvGraphicFramePr>
               <a:graphicFrameLocks noChangeAspect="1"/>
             </wp:cNvGraphicFramePr>
@@ -2631,7 +3741,7 @@
                     <pic:cNvPicPr/>
                   </pic:nvPicPr>
                   <pic:blipFill>
-                    <a:blip r:embed="rId14"/>
+                    <a:blip r:embed="rId15"/>
                     <a:stretch>
                       <a:fillRect/>
                     </a:stretch>
@@ -2662,7 +3772,7 @@
           <w:i/>
           <w:sz w:val="16"/>
         </w:rPr>
-        <w:t>Fig. 6. ROC curves for all evaluated models. AUC values shown in legend.</w:t>
+        <w:t>Fig. 7. ROC curves for all evaluated models. AUC values shown in legend.</w:t>
       </w:r>
     </w:p>
     <w:p>
@@ -2693,6 +3803,36 @@
           <w:sz w:val="20"/>
         </w:rPr>
         <w:t>Table III shows the confusion matrix for Gradient Boosting on the held-out test set.</w:t>
+      </w:r>
+    </w:p>
+    <w:p>
+      <w:pPr>
+        <w:spacing w:before="120" w:after="20"/>
+        <w:jc w:val="center"/>
+      </w:pPr>
+      <w:r>
+        <w:rPr>
+          <w:rFonts w:ascii="Times New Roman" w:hAnsi="Times New Roman"/>
+          <w:b/>
+          <w:i w:val="0"/>
+          <w:sz w:val="16"/>
+        </w:rPr>
+        <w:t>TABLE III</w:t>
+      </w:r>
+    </w:p>
+    <w:p>
+      <w:pPr>
+        <w:spacing w:before="0" w:after="40"/>
+        <w:jc w:val="center"/>
+      </w:pPr>
+      <w:r>
+        <w:rPr>
+          <w:rFonts w:ascii="Times New Roman" w:hAnsi="Times New Roman"/>
+          <w:b/>
+          <w:i w:val="0"/>
+          <w:sz w:val="16"/>
+        </w:rPr>
+        <w:t>CONFUSION MATRIX OF THE GRADIENT BOOSTING MODEL</w:t>
       </w:r>
     </w:p>
     <w:tbl>
@@ -2808,7 +3948,7 @@
                 <w:i w:val="0"/>
                 <w:sz w:val="16"/>
               </w:rPr>
-              <w:t>693</w:t>
+              <w:t>695</w:t>
             </w:r>
           </w:p>
         </w:tc>
@@ -2828,7 +3968,7 @@
                 <w:i w:val="0"/>
                 <w:sz w:val="16"/>
               </w:rPr>
-              <w:t>511</w:t>
+              <w:t>509</w:t>
             </w:r>
           </w:p>
         </w:tc>
@@ -2913,7 +4053,7 @@
           <w:i w:val="0"/>
           <w:sz w:val="20"/>
         </w:rPr>
-        <w:t>The model correctly identifies 2,895 of 3,175 phishing URLs, yielding recall = 0.912. The 511 false positives represent legitimate URLs flagged as phishing, an acceptable trade-off given that missed phishing pages carry higher security risk.</w:t>
+        <w:t>The model correctly identifies 2,895 of 3,175 phishing URLs, yielding recall = 0.912. The 509 false positives represent legitimate URLs flagged as phishing, a security-oriented trade-off, although the false-positive rate should be reduced before real-world deployment.</w:t>
       </w:r>
     </w:p>
     <w:p>
@@ -2925,7 +4065,7 @@
         <w:drawing>
           <wp:inline xmlns:a="http://schemas.openxmlformats.org/drawingml/2006/main" xmlns:pic="http://schemas.openxmlformats.org/drawingml/2006/picture">
             <wp:extent cx="2606040" cy="2197130"/>
-            <wp:docPr id="7" name="Picture 7"/>
+            <wp:docPr id="8" name="Picture 8"/>
             <wp:cNvGraphicFramePr>
               <a:graphicFrameLocks noChangeAspect="1"/>
             </wp:cNvGraphicFramePr>
@@ -2937,7 +4077,7 @@
                     <pic:cNvPicPr/>
                   </pic:nvPicPr>
                   <pic:blipFill>
-                    <a:blip r:embed="rId15"/>
+                    <a:blip r:embed="rId16"/>
                     <a:stretch>
                       <a:fillRect/>
                     </a:stretch>
@@ -2968,7 +4108,62 @@
           <w:i/>
           <w:sz w:val="16"/>
         </w:rPr>
-        <w:t>Fig. 7. Confusion matrix for Gradient Boosting on the held-out test set.</w:t>
+        <w:t>Fig. 8. Confusion matrix for Gradient Boosting on the held-out test set.</w:t>
+      </w:r>
+    </w:p>
+    <w:p>
+      <w:pPr>
+        <w:spacing w:before="80" w:after="40"/>
+        <w:jc w:val="center"/>
+      </w:pPr>
+      <w:r>
+        <w:drawing>
+          <wp:inline xmlns:a="http://schemas.openxmlformats.org/drawingml/2006/main" xmlns:pic="http://schemas.openxmlformats.org/drawingml/2006/picture">
+            <wp:extent cx="2606040" cy="1533805"/>
+            <wp:docPr id="9" name="Picture 9"/>
+            <wp:cNvGraphicFramePr>
+              <a:graphicFrameLocks noChangeAspect="1"/>
+            </wp:cNvGraphicFramePr>
+            <a:graphic>
+              <a:graphicData uri="http://schemas.openxmlformats.org/drawingml/2006/picture">
+                <pic:pic>
+                  <pic:nvPicPr>
+                    <pic:cNvPr id="0" name="feature_importance.png"/>
+                    <pic:cNvPicPr/>
+                  </pic:nvPicPr>
+                  <pic:blipFill>
+                    <a:blip r:embed="rId17"/>
+                    <a:stretch>
+                      <a:fillRect/>
+                    </a:stretch>
+                  </pic:blipFill>
+                  <pic:spPr>
+                    <a:xfrm>
+                      <a:off x="0" y="0"/>
+                      <a:ext cx="2606040" cy="1533805"/>
+                    </a:xfrm>
+                    <a:prstGeom prst="rect"/>
+                  </pic:spPr>
+                </pic:pic>
+              </a:graphicData>
+            </a:graphic>
+          </wp:inline>
+        </w:drawing>
+      </w:r>
+    </w:p>
+    <w:p>
+      <w:pPr>
+        <w:spacing w:after="160"/>
+        <w:jc w:val="center"/>
+      </w:pPr>
+      <w:r>
+        <w:rPr>
+          <w:rFonts w:ascii="Times New Roman" w:hAnsi="Times New Roman"/>
+          <w:b w:val="0"/>
+          <w:i/>
+          <w:sz w:val="16"/>
+        </w:rPr>
+        <w:t>Fig. 9. Top feature importances for Gradient Boosting (best model).</w:t>
       </w:r>
     </w:p>
     <w:p>
@@ -3013,7 +4208,7 @@
           <w:i w:val="0"/>
           <w:sz w:val="20"/>
         </w:rPr>
-        <w:t>Decision Tree improved dramatically (F1: 0.791 to 0.867), demonstrating the importance of hyperparameter tuning.</w:t>
+        <w:t>Decision Tree improved substantially (F1: 0.791 to 0.867), demonstrating the importance of hyperparameter tuning.</w:t>
       </w:r>
     </w:p>
     <w:p>
@@ -3043,7 +4238,7 @@
           <w:i w:val="0"/>
           <w:sz w:val="20"/>
         </w:rPr>
-        <w:t>Engineered features symbol_ratio and slash_dot_ratio appear in the top feature importances of tree-based models.</w:t>
+        <w:t>Engineered features symbol_ratio and slash_dot_ratio appear in the top feature importances of tree-based models (Fig. 9).</w:t>
       </w:r>
     </w:p>
     <w:p>
@@ -3058,62 +4253,7 @@
           <w:i w:val="0"/>
           <w:sz w:val="20"/>
         </w:rPr>
-        <w:t>Results fall within or near the range reported by Awasthi (2022) and Alnemari (2023) for comparable classifiers on similar feature sets.</w:t>
-      </w:r>
-    </w:p>
-    <w:p>
-      <w:pPr>
-        <w:spacing w:before="80" w:after="40"/>
-        <w:jc w:val="center"/>
-      </w:pPr>
-      <w:r>
-        <w:drawing>
-          <wp:inline xmlns:a="http://schemas.openxmlformats.org/drawingml/2006/main" xmlns:pic="http://schemas.openxmlformats.org/drawingml/2006/picture">
-            <wp:extent cx="2606040" cy="1275994"/>
-            <wp:docPr id="8" name="Picture 8"/>
-            <wp:cNvGraphicFramePr>
-              <a:graphicFrameLocks noChangeAspect="1"/>
-            </wp:cNvGraphicFramePr>
-            <a:graphic>
-              <a:graphicData uri="http://schemas.openxmlformats.org/drawingml/2006/picture">
-                <pic:pic>
-                  <pic:nvPicPr>
-                    <pic:cNvPr id="0" name="feature_importance.png"/>
-                    <pic:cNvPicPr/>
-                  </pic:nvPicPr>
-                  <pic:blipFill>
-                    <a:blip r:embed="rId16"/>
-                    <a:stretch>
-                      <a:fillRect/>
-                    </a:stretch>
-                  </pic:blipFill>
-                  <pic:spPr>
-                    <a:xfrm>
-                      <a:off x="0" y="0"/>
-                      <a:ext cx="2606040" cy="1275994"/>
-                    </a:xfrm>
-                    <a:prstGeom prst="rect"/>
-                  </pic:spPr>
-                </pic:pic>
-              </a:graphicData>
-            </a:graphic>
-          </wp:inline>
-        </w:drawing>
-      </w:r>
-    </w:p>
-    <w:p>
-      <w:pPr>
-        <w:spacing w:after="160"/>
-        <w:jc w:val="center"/>
-      </w:pPr>
-      <w:r>
-        <w:rPr>
-          <w:rFonts w:ascii="Times New Roman" w:hAnsi="Times New Roman"/>
-          <w:b w:val="0"/>
-          <w:i/>
-          <w:sz w:val="16"/>
-        </w:rPr>
-        <w:t>Fig. 8. Top feature importances for Gradient Boosting (best model).</w:t>
+        <w:t>Results differ from [4] and [5] in absolute accuracy due to stricter deduplication and a more limited feature set, but the evaluated model families are methodologically comparable.</w:t>
       </w:r>
     </w:p>
     <w:p>
@@ -3233,7 +4373,7 @@
           <w:i w:val="0"/>
           <w:sz w:val="20"/>
         </w:rPr>
-        <w:t>Among the evaluated models, Gradient Boosting achieved the strongest overall test performance with 0.8198 accuracy, 0.8505 precision, 0.9118 recall, 0.8801 F1-score, and 0.8873 ROC-AUC. These results are consistent with Awasthi and Goel (2022) and Alnemari and Alshammari (2023), which report base-classifier accuracy in the 93-97% range on similar URL-structural feature sets.</w:t>
+        <w:t>Among the evaluated models, Gradient Boosting achieved the strongest overall test performance with 0.8198 accuracy, 0.8505 precision, 0.9118 recall, 0.8801 F1-score, and 0.8873 ROC-AUC. These results are methodologically aligned with previous studies [4], [5], but the absolute accuracy is lower, likely because this project applies strict duplicate removal and uses a limited lexical feature set.</w:t>
       </w:r>
     </w:p>
     <w:p>
@@ -3279,7 +4419,7 @@
           <w:i w:val="0"/>
           <w:sz w:val="18"/>
         </w:rPr>
-        <w:t>[1] Danielfernandon, "Web Page Phishing Dataset," Kaggle, 2023.</w:t>
+        <w:t>[1] Danielfernandon, "Web Page Phishing Dataset," Kaggle, 2023. [Online]. Available: https://www.kaggle.com/datasets/danielfernandon/web-page-phishing-dataset. Accessed: May 2026.</w:t>
       </w:r>
     </w:p>
     <w:p>
@@ -3295,7 +4435,7 @@
           <w:i w:val="0"/>
           <w:sz w:val="18"/>
         </w:rPr>
-        <w:t>[2] A. Blum, B. Wardman, T. Solorio, and G. Warner, "Lexical feature based phishing URL detection using online learning," in Proc. 3rd ACM Workshop on AI and Security, 2010, pp. 54-60.</w:t>
+        <w:t>[2] A. Blum, B. Wardman, T. Solorio, and G. Warner, "Lexical feature based phishing URL detection using online learning," in Proc. 3rd ACM Workshop on Artificial Intelligence and Security, 2010, pp. 54–60.</w:t>
       </w:r>
     </w:p>
     <w:p>
@@ -3311,7 +4451,7 @@
           <w:i w:val="0"/>
           <w:sz w:val="18"/>
         </w:rPr>
-        <w:t>[3] O. K. Sahingoz, E. Buber, O. Demir, and B. Diri, "Machine learning based phishing detection from URLs," Expert Systems with Applications, vol. 117, pp. 345-357, 2019.</w:t>
+        <w:t>[3] O. K. Sahingoz, E. Buber, O. Demir, and B. Diri, "Machine learning based phishing detection from URLs," Expert Systems with Applications, vol. 117, pp. 345–357, 2019.</w:t>
       </w:r>
     </w:p>
     <w:p>
